--- a/atividade_pratica_mysql_crud.docx
+++ b/atividade_pratica_mysql_crud.docx
@@ -1249,10 +1249,7 @@
         <w:spacing w:after="0"/>
       </w:pPr>
       <w:r>
-        <w:t xml:space="preserve">      </w:t>
-      </w:r>
-      <w:r>
-        <w:t xml:space="preserve">INSERT INTO </w:t>
+        <w:t xml:space="preserve">      INSERT INTO </w:t>
       </w:r>
       <w:proofErr w:type="spellStart"/>
       <w:r>
@@ -1292,10 +1289,7 @@
         <w:spacing w:after="0"/>
       </w:pPr>
       <w:r>
-        <w:t xml:space="preserve">      </w:t>
-      </w:r>
-      <w:r>
-        <w:t xml:space="preserve">VALUES </w:t>
+        <w:t xml:space="preserve">      VALUES </w:t>
       </w:r>
     </w:p>
     <w:p>
@@ -1303,10 +1297,7 @@
         <w:spacing w:after="0"/>
       </w:pPr>
       <w:r>
-        <w:t xml:space="preserve">      </w:t>
-      </w:r>
-      <w:r>
-        <w:t>('Ana Souza', 19, 'São Paulo');</w:t>
+        <w:t xml:space="preserve">      ('Ana Souza', 19, 'São Paulo');</w:t>
       </w:r>
     </w:p>
     <w:p>
@@ -1437,7 +1428,35 @@
         <w:rPr>
           <w:b/>
         </w:rPr>
-        <w:t xml:space="preserve">5. Mostre somente o </w:t>
+        <w:t xml:space="preserve">5. </w:t>
+      </w:r>
+      <w:proofErr w:type="spellStart"/>
+      <w:r>
+        <w:rPr>
+          <w:b/>
+        </w:rPr>
+        <w:t>Mostre</w:t>
+      </w:r>
+      <w:proofErr w:type="spellEnd"/>
+      <w:r>
+        <w:rPr>
+          <w:b/>
+        </w:rPr>
+        <w:t xml:space="preserve"> </w:t>
+      </w:r>
+      <w:proofErr w:type="spellStart"/>
+      <w:r>
+        <w:rPr>
+          <w:b/>
+        </w:rPr>
+        <w:t>somente</w:t>
+      </w:r>
+      <w:proofErr w:type="spellEnd"/>
+      <w:r>
+        <w:rPr>
+          <w:b/>
+        </w:rPr>
+        <w:t xml:space="preserve"> o </w:t>
       </w:r>
       <w:proofErr w:type="spellStart"/>
       <w:r>
@@ -1892,7 +1911,35 @@
         <w:rPr>
           <w:b/>
         </w:rPr>
-        <w:t xml:space="preserve">10. Faça uma consulta final para mostrar todos </w:t>
+        <w:t xml:space="preserve">10. Faça uma consulta final para </w:t>
+      </w:r>
+      <w:proofErr w:type="spellStart"/>
+      <w:r>
+        <w:rPr>
+          <w:b/>
+        </w:rPr>
+        <w:t>mostrar</w:t>
+      </w:r>
+      <w:proofErr w:type="spellEnd"/>
+      <w:r>
+        <w:rPr>
+          <w:b/>
+        </w:rPr>
+        <w:t xml:space="preserve"> </w:t>
+      </w:r>
+      <w:proofErr w:type="spellStart"/>
+      <w:r>
+        <w:rPr>
+          <w:b/>
+        </w:rPr>
+        <w:t>todos</w:t>
+      </w:r>
+      <w:proofErr w:type="spellEnd"/>
+      <w:r>
+        <w:rPr>
+          <w:b/>
+        </w:rPr>
+        <w:t xml:space="preserve"> </w:t>
       </w:r>
       <w:proofErr w:type="spellStart"/>
       <w:r>
@@ -2363,6 +2410,8 @@
       <w:r>
         <w:t>');</w:t>
       </w:r>
+      <w:bookmarkStart w:id="0" w:name="_GoBack"/>
+      <w:bookmarkEnd w:id="0"/>
     </w:p>
     <w:p>
       <w:pPr>
@@ -2394,24 +2443,17 @@
       </w:pPr>
       <w:r>
         <w:rPr>
-          <w:color w:val="969696"/>
-          <w:sz w:val="18"/>
-        </w:rPr>
-        <w:t>______</w:t>
-      </w:r>
-      <w:r>
-        <w:rPr>
           <w:color w:val="000000" w:themeColor="text1"/>
           <w:sz w:val="18"/>
         </w:rPr>
+        <w:t xml:space="preserve">         </w:t>
+      </w:r>
+      <w:r>
+        <w:rPr>
+          <w:color w:val="000000" w:themeColor="text1"/>
+          <w:sz w:val="18"/>
+        </w:rPr>
         <w:t>SELECT</w:t>
-      </w:r>
-      <w:r>
-        <w:rPr>
-          <w:color w:val="969696"/>
-          <w:sz w:val="18"/>
-        </w:rPr>
-        <w:t>__________________________________________________________________________</w:t>
       </w:r>
     </w:p>
     <w:p>
@@ -2432,24 +2474,17 @@
       </w:pPr>
       <w:r>
         <w:rPr>
-          <w:color w:val="969696"/>
-          <w:sz w:val="18"/>
-        </w:rPr>
-        <w:t>_____</w:t>
-      </w:r>
-      <w:r>
-        <w:rPr>
           <w:color w:val="000000" w:themeColor="text1"/>
           <w:sz w:val="18"/>
         </w:rPr>
-        <w:t>UPDATE</w:t>
+        <w:t xml:space="preserve">           </w:t>
       </w:r>
       <w:r>
         <w:rPr>
           <w:color w:val="000000" w:themeColor="text1"/>
           <w:sz w:val="18"/>
         </w:rPr>
-        <w:t>___________________________________________________________________________</w:t>
+        <w:t>UPDATE</w:t>
       </w:r>
     </w:p>
     <w:p>
@@ -2470,24 +2505,17 @@
       </w:pPr>
       <w:r>
         <w:rPr>
-          <w:color w:val="969696"/>
-          <w:sz w:val="18"/>
-        </w:rPr>
-        <w:t>______</w:t>
-      </w:r>
-      <w:r>
-        <w:rPr>
           <w:color w:val="000000" w:themeColor="text1"/>
           <w:sz w:val="18"/>
         </w:rPr>
+        <w:t xml:space="preserve">          </w:t>
+      </w:r>
+      <w:r>
+        <w:rPr>
+          <w:color w:val="000000" w:themeColor="text1"/>
+          <w:sz w:val="18"/>
+        </w:rPr>
         <w:t>DELETE</w:t>
-      </w:r>
-      <w:r>
-        <w:rPr>
-          <w:color w:val="969696"/>
-          <w:sz w:val="18"/>
-        </w:rPr>
-        <w:t>__________________________________________________________________________</w:t>
       </w:r>
     </w:p>
     <w:p>
@@ -2508,24 +2536,17 @@
       </w:pPr>
       <w:r>
         <w:rPr>
-          <w:color w:val="969696"/>
-          <w:sz w:val="18"/>
-        </w:rPr>
-        <w:t>______</w:t>
-      </w:r>
-      <w:r>
-        <w:rPr>
           <w:color w:val="000000" w:themeColor="text1"/>
           <w:sz w:val="18"/>
         </w:rPr>
+        <w:t xml:space="preserve">          </w:t>
+      </w:r>
+      <w:r>
+        <w:rPr>
+          <w:color w:val="000000" w:themeColor="text1"/>
+          <w:sz w:val="18"/>
+        </w:rPr>
         <w:t>INSERT</w:t>
-      </w:r>
-      <w:r>
-        <w:rPr>
-          <w:color w:val="969696"/>
-          <w:sz w:val="18"/>
-        </w:rPr>
-        <w:t>__________________________________________________________________________</w:t>
       </w:r>
     </w:p>
     <w:p>
@@ -2537,7 +2558,21 @@
         <w:rPr>
           <w:b/>
         </w:rPr>
-        <w:t>15. Explique com suas palavras o que pode acontecer ao executar DELETE sem usar WHERE.</w:t>
+        <w:t xml:space="preserve">15. Explique com suas palavras o que pode acontecer ao executar DELETE </w:t>
+      </w:r>
+      <w:proofErr w:type="gramStart"/>
+      <w:r>
+        <w:rPr>
+          <w:b/>
+        </w:rPr>
+        <w:t>sem</w:t>
+      </w:r>
+      <w:proofErr w:type="gramEnd"/>
+      <w:r>
+        <w:rPr>
+          <w:b/>
+        </w:rPr>
+        <w:t xml:space="preserve"> usar WHERE.</w:t>
       </w:r>
     </w:p>
     <w:p>
@@ -2549,10 +2584,22 @@
           <w:color w:val="000000" w:themeColor="text1"/>
           <w:sz w:val="18"/>
         </w:rPr>
+        <w:t xml:space="preserve">      </w:t>
+      </w:r>
+      <w:r>
+        <w:rPr>
+          <w:color w:val="000000" w:themeColor="text1"/>
+          <w:sz w:val="18"/>
+        </w:rPr>
         <w:t>PODE EXCLUIR TODA AS INFORMAÇÕES</w:t>
       </w:r>
-      <w:bookmarkStart w:id="0" w:name="_GoBack"/>
-      <w:bookmarkEnd w:id="0"/>
+      <w:r>
+        <w:rPr>
+          <w:color w:val="000000" w:themeColor="text1"/>
+          <w:sz w:val="18"/>
+        </w:rPr>
+        <w:t xml:space="preserve"> DA TABELA</w:t>
+      </w:r>
     </w:p>
     <w:p>
       <w:pPr>
@@ -2591,19 +2638,7 @@
         </w:r>
       </w:hyperlink>
       <w:r>
-        <w:t> </w:t>
-      </w:r>
-      <w:r>
-        <w:t>*</w:t>
-      </w:r>
-      <w:r>
-        <w:t> </w:t>
-      </w:r>
-      <w:r>
-        <w:t>FROM</w:t>
-      </w:r>
-      <w:r>
-        <w:t> </w:t>
+        <w:t> * FROM </w:t>
       </w:r>
       <w:proofErr w:type="spellStart"/>
       <w:r>
@@ -2611,13 +2646,7 @@
       </w:r>
       <w:proofErr w:type="spellEnd"/>
       <w:r>
-        <w:t> </w:t>
-      </w:r>
-      <w:r>
-        <w:t>where</w:t>
-      </w:r>
-      <w:r>
-        <w:t> </w:t>
+        <w:t> where </w:t>
       </w:r>
       <w:proofErr w:type="spellStart"/>
       <w:r>
@@ -2625,16 +2654,7 @@
       </w:r>
       <w:proofErr w:type="spellEnd"/>
       <w:r>
-        <w:t> </w:t>
-      </w:r>
-      <w:r>
-        <w:t>=</w:t>
-      </w:r>
-      <w:r>
-        <w:t> </w:t>
-      </w:r>
-      <w:r>
-        <w:t>20</w:t>
+        <w:t> = 20</w:t>
       </w:r>
     </w:p>
     <w:sectPr>
@@ -14755,7 +14775,7 @@
 </file>
 
 <file path=customXml/itemProps1.xml><?xml version="1.0" encoding="utf-8"?>
-<ds:datastoreItem xmlns:ds="http://schemas.openxmlformats.org/officeDocument/2006/customXml" ds:itemID="{CD9483B2-4383-4A3C-85FF-6571E4FCB3B3}">
+<ds:datastoreItem xmlns:ds="http://schemas.openxmlformats.org/officeDocument/2006/customXml" ds:itemID="{026D586E-B3A7-40DA-B42C-E35C102FF691}">
   <ds:schemaRefs>
     <ds:schemaRef ds:uri="http://schemas.openxmlformats.org/officeDocument/2006/bibliography"/>
   </ds:schemaRefs>
